--- a/Megvalósítási.docx
+++ b/Megvalósítási.docx
@@ -1258,7 +1258,7 @@
                 <w:noProof/>
                 <w:webHidden/>
               </w:rPr>
-              <w:t>13</w:t>
+              <w:t>14</w:t>
             </w:r>
             <w:r>
               <w:rPr>
@@ -1331,7 +1331,7 @@
                 <w:noProof/>
                 <w:webHidden/>
               </w:rPr>
-              <w:t>14</w:t>
+              <w:t>15</w:t>
             </w:r>
             <w:r>
               <w:rPr>
@@ -1404,7 +1404,7 @@
                 <w:noProof/>
                 <w:webHidden/>
               </w:rPr>
-              <w:t>16</w:t>
+              <w:t>17</w:t>
             </w:r>
             <w:r>
               <w:rPr>
@@ -1477,7 +1477,7 @@
                 <w:noProof/>
                 <w:webHidden/>
               </w:rPr>
-              <w:t>16</w:t>
+              <w:t>17</w:t>
             </w:r>
             <w:r>
               <w:rPr>
@@ -1550,7 +1550,7 @@
                 <w:noProof/>
                 <w:webHidden/>
               </w:rPr>
-              <w:t>18</w:t>
+              <w:t>20</w:t>
             </w:r>
             <w:r>
               <w:rPr>
@@ -1623,7 +1623,7 @@
                 <w:noProof/>
                 <w:webHidden/>
               </w:rPr>
-              <w:t>19</w:t>
+              <w:t>23</w:t>
             </w:r>
             <w:r>
               <w:rPr>
@@ -1696,7 +1696,7 @@
                 <w:noProof/>
                 <w:webHidden/>
               </w:rPr>
-              <w:t>19</w:t>
+              <w:t>23</w:t>
             </w:r>
             <w:r>
               <w:rPr>
@@ -5629,21 +5629,7 @@
           <w:lang w:val="hu-HU"/>
         </w:rPr>
         <w:lastRenderedPageBreak/>
-        <w:t xml:space="preserve">BGP: Távoli alhálózatok összeköttetése. Ennek segítségével minden telephely eszköze eléri a többi telephely eszközeit (Ha ez nincs tiltva pl. </w:t>
-      </w:r>
-      <w:proofErr w:type="gramStart"/>
-      <w:r>
-        <w:rPr>
-          <w:lang w:val="hu-HU"/>
-        </w:rPr>
-        <w:t>ACL-el</w:t>
-      </w:r>
-      <w:proofErr w:type="gramEnd"/>
-      <w:r>
-        <w:rPr>
-          <w:lang w:val="hu-HU"/>
-        </w:rPr>
-        <w:t>)</w:t>
+        <w:t>BGP: Távoli alhálózatok összeköttetése. Ennek segítségével minden telephely eszköze eléri a többi telephely eszközeit (Ha ez nincs tiltva pl. ACL-el)</w:t>
       </w:r>
     </w:p>
     <w:p>
@@ -7299,14 +7285,7 @@
         <w:rPr>
           <w:lang w:val="hu-HU"/>
         </w:rPr>
-        <w:t xml:space="preserve">A management hálózat biztonsága miatt csak a 99-es szerver </w:t>
-      </w:r>
-      <w:proofErr w:type="gramStart"/>
-      <w:r>
-        <w:rPr>
-          <w:lang w:val="hu-HU"/>
-        </w:rPr>
-        <w:t>VLAN-</w:t>
+        <w:t>A management hálózat biztonsága miatt csak a 99-es szerver VLAN-</w:t>
       </w:r>
       <w:proofErr w:type="spellStart"/>
       <w:r>
@@ -7316,7 +7295,6 @@
         <w:t>al</w:t>
       </w:r>
       <w:proofErr w:type="spellEnd"/>
-      <w:proofErr w:type="gramEnd"/>
       <w:r>
         <w:rPr>
           <w:lang w:val="hu-HU"/>
@@ -12770,14 +12748,7 @@
         <w:rPr>
           <w:lang w:val="hu-HU"/>
         </w:rPr>
-        <w:t xml:space="preserve">A management hálózat biztonsága miatt csak a 99-es szerver </w:t>
-      </w:r>
-      <w:proofErr w:type="gramStart"/>
-      <w:r>
-        <w:rPr>
-          <w:lang w:val="hu-HU"/>
-        </w:rPr>
-        <w:t>VLAN-</w:t>
+        <w:t>A management hálózat biztonsága miatt csak a 99-es szerver VLAN-</w:t>
       </w:r>
       <w:proofErr w:type="spellStart"/>
       <w:r>
@@ -12787,7 +12758,6 @@
         <w:t>al</w:t>
       </w:r>
       <w:proofErr w:type="spellEnd"/>
-      <w:proofErr w:type="gramEnd"/>
       <w:r>
         <w:rPr>
           <w:lang w:val="hu-HU"/>
@@ -19367,31 +19337,7 @@
         <w:rPr>
           <w:lang w:val="hu-HU"/>
         </w:rPr>
-        <w:t xml:space="preserve">0: </w:t>
-      </w:r>
-      <w:r>
-        <w:rPr>
-          <w:lang w:val="hu-HU"/>
-        </w:rPr>
-        <w:t>1</w:t>
-      </w:r>
-      <w:r>
-        <w:rPr>
-          <w:lang w:val="hu-HU"/>
-        </w:rPr>
-        <w:t>. Telephely S</w:t>
-      </w:r>
-      <w:r>
-        <w:rPr>
-          <w:lang w:val="hu-HU"/>
-        </w:rPr>
-        <w:t>1</w:t>
-      </w:r>
-      <w:r>
-        <w:rPr>
-          <w:lang w:val="hu-HU"/>
-        </w:rPr>
-        <w:t>R1</w:t>
+        <w:t>0: 1. Telephely S1R1</w:t>
       </w:r>
     </w:p>
     <w:p>
@@ -19682,21 +19628,7 @@
         <w:rPr>
           <w:lang w:val="hu-HU"/>
         </w:rPr>
-        <w:t xml:space="preserve">BGP: Távoli alhálózatok összeköttetése. Ennek segítségével minden telephely eszköze eléri a többi telephely eszközeit (Ha ez nincs tiltva pl. </w:t>
-      </w:r>
-      <w:proofErr w:type="gramStart"/>
-      <w:r>
-        <w:rPr>
-          <w:lang w:val="hu-HU"/>
-        </w:rPr>
-        <w:t>ACL-el</w:t>
-      </w:r>
-      <w:proofErr w:type="gramEnd"/>
-      <w:r>
-        <w:rPr>
-          <w:lang w:val="hu-HU"/>
-        </w:rPr>
-        <w:t>)</w:t>
+        <w:t>BGP: Távoli alhálózatok összeköttetése. Ennek segítségével minden telephely eszköze eléri a többi telephely eszközeit (Ha ez nincs tiltva pl. ACL-el)</w:t>
       </w:r>
     </w:p>
     <w:p>
@@ -20667,14 +20599,7 @@
         <w:rPr>
           <w:lang w:val="hu-HU"/>
         </w:rPr>
-        <w:t xml:space="preserve">A management hálózat biztonsága miatt csak a 99-es szerver </w:t>
-      </w:r>
-      <w:proofErr w:type="gramStart"/>
-      <w:r>
-        <w:rPr>
-          <w:lang w:val="hu-HU"/>
-        </w:rPr>
-        <w:t>VLAN-</w:t>
+        <w:t>A management hálózat biztonsága miatt csak a 99-es szerver VLAN-</w:t>
       </w:r>
       <w:proofErr w:type="spellStart"/>
       <w:r>
@@ -20684,7 +20609,6 @@
         <w:t>al</w:t>
       </w:r>
       <w:proofErr w:type="spellEnd"/>
-      <w:proofErr w:type="gramEnd"/>
       <w:r>
         <w:rPr>
           <w:lang w:val="hu-HU"/>
@@ -24234,43 +24158,7 @@
         <w:rPr>
           <w:lang w:val="hu-HU"/>
         </w:rPr>
-        <w:t>Management, SSH: 8</w:t>
-      </w:r>
-      <w:r>
-        <w:rPr>
-          <w:lang w:val="hu-HU"/>
-        </w:rPr>
-        <w:t>3</w:t>
-      </w:r>
-      <w:r>
-        <w:rPr>
-          <w:lang w:val="hu-HU"/>
-        </w:rPr>
-        <w:t>-</w:t>
-      </w:r>
-      <w:r>
-        <w:rPr>
-          <w:lang w:val="hu-HU"/>
-        </w:rPr>
-        <w:t>a</w:t>
-      </w:r>
-      <w:r>
-        <w:rPr>
-          <w:lang w:val="hu-HU"/>
-        </w:rPr>
-        <w:t xml:space="preserve">s VLAN mert </w:t>
-      </w:r>
-      <w:r>
-        <w:rPr>
-          <w:lang w:val="hu-HU"/>
-        </w:rPr>
-        <w:t>3</w:t>
-      </w:r>
-      <w:r>
-        <w:rPr>
-          <w:lang w:val="hu-HU"/>
-        </w:rPr>
-        <w:t>. Telephely</w:t>
+        <w:t>Management, SSH: 83-as VLAN mert 3. Telephely</w:t>
       </w:r>
     </w:p>
     <w:p>
@@ -25206,21 +25094,7 @@
         <w:rPr>
           <w:lang w:val="hu-HU"/>
         </w:rPr>
-        <w:t xml:space="preserve">BGP: Távoli alhálózatok összeköttetése. Ennek segítségével minden telephely eszköze eléri a többi telephely eszközeit (Ha ez nincs tiltva pl. </w:t>
-      </w:r>
-      <w:proofErr w:type="gramStart"/>
-      <w:r>
-        <w:rPr>
-          <w:lang w:val="hu-HU"/>
-        </w:rPr>
-        <w:t>ACL-el</w:t>
-      </w:r>
-      <w:proofErr w:type="gramEnd"/>
-      <w:r>
-        <w:rPr>
-          <w:lang w:val="hu-HU"/>
-        </w:rPr>
-        <w:t>)</w:t>
+        <w:t>BGP: Távoli alhálózatok összeköttetése. Ennek segítségével minden telephely eszköze eléri a többi telephely eszközeit (Ha ez nincs tiltva pl. ACL-el)</w:t>
       </w:r>
     </w:p>
     <w:p>
@@ -25244,43 +25118,7 @@
         <w:rPr>
           <w:lang w:val="hu-HU"/>
         </w:rPr>
-        <w:t>6500</w:t>
-      </w:r>
-      <w:r>
-        <w:rPr>
-          <w:lang w:val="hu-HU"/>
-        </w:rPr>
-        <w:t>3</w:t>
-      </w:r>
-      <w:r>
-        <w:rPr>
-          <w:lang w:val="hu-HU"/>
-        </w:rPr>
-        <w:t xml:space="preserve">: </w:t>
-      </w:r>
-      <w:r>
-        <w:rPr>
-          <w:lang w:val="hu-HU"/>
-        </w:rPr>
-        <w:t>3</w:t>
-      </w:r>
-      <w:r>
-        <w:rPr>
-          <w:lang w:val="hu-HU"/>
-        </w:rPr>
-        <w:t>. Telephely: S</w:t>
-      </w:r>
-      <w:r>
-        <w:rPr>
-          <w:lang w:val="hu-HU"/>
-        </w:rPr>
-        <w:t>3</w:t>
-      </w:r>
-      <w:r>
-        <w:rPr>
-          <w:lang w:val="hu-HU"/>
-        </w:rPr>
-        <w:t>R1</w:t>
+        <w:t>65003: 3. Telephely: S3R1</w:t>
       </w:r>
     </w:p>
     <w:p>
@@ -26444,14 +26282,7 @@
         <w:rPr>
           <w:lang w:val="hu-HU"/>
         </w:rPr>
-        <w:t xml:space="preserve">A management hálózat biztonsága miatt csak a 99-es szerver </w:t>
-      </w:r>
-      <w:proofErr w:type="gramStart"/>
-      <w:r>
-        <w:rPr>
-          <w:lang w:val="hu-HU"/>
-        </w:rPr>
-        <w:t>VLAN-</w:t>
+        <w:t>A management hálózat biztonsága miatt csak a 99-es szerver VLAN-</w:t>
       </w:r>
       <w:proofErr w:type="spellStart"/>
       <w:r>
@@ -26461,7 +26292,6 @@
         <w:t>al</w:t>
       </w:r>
       <w:proofErr w:type="spellEnd"/>
-      <w:proofErr w:type="gramEnd"/>
       <w:r>
         <w:rPr>
           <w:lang w:val="hu-HU"/>
@@ -27841,7 +27671,23 @@
             <w:noProof/>
             <w:lang w:val="hu-HU"/>
           </w:rPr>
-          <w:t>Megvalósítási dokumentáció</w:t>
+          <w:t>Megvalósítási dokum</w:t>
+        </w:r>
+        <w:r>
+          <w:rPr>
+            <w:rStyle w:val="Hiperhivatkozs"/>
+            <w:noProof/>
+            <w:lang w:val="hu-HU"/>
+          </w:rPr>
+          <w:t>e</w:t>
+        </w:r>
+        <w:r>
+          <w:rPr>
+            <w:rStyle w:val="Hiperhivatkozs"/>
+            <w:noProof/>
+            <w:lang w:val="hu-HU"/>
+          </w:rPr>
+          <w:t>ntáció</w:t>
         </w:r>
       </w:hyperlink>
       <w:r>
@@ -30022,6 +29868,18 @@
       <w:shd w:val="clear" w:color="auto" w:fill="E1DFDD"/>
     </w:rPr>
   </w:style>
+  <w:style w:type="character" w:styleId="Mrltotthiperhivatkozs">
+    <w:name w:val="FollowedHyperlink"/>
+    <w:basedOn w:val="Bekezdsalapbettpusa"/>
+    <w:uiPriority w:val="99"/>
+    <w:semiHidden/>
+    <w:unhideWhenUsed/>
+    <w:rsid w:val="00A85BF1"/>
+    <w:rPr>
+      <w:color w:val="800080" w:themeColor="followedHyperlink"/>
+      <w:u w:val="single"/>
+    </w:rPr>
+  </w:style>
 </w:styles>
 </file>
 
